--- a/landing/src/content/docs/customize/mcp.md.docx
+++ b/landing/src/content/docs/customize/mcp.md.docx
@@ -85,6 +85,7 @@
           <w:numId w:val="2"/>
         </w:numPr>
         <w:ind w:left="720" w:hanging="360"/>
+        <w:rPr/>
       </w:pPr>
       <w:r>
         <w:rPr>
@@ -100,6 +101,7 @@
           <w:numId w:val="2"/>
         </w:numPr>
         <w:ind w:left="720" w:hanging="360"/>
+        <w:rPr/>
       </w:pPr>
       <w:r>
         <w:rPr>
@@ -115,6 +117,7 @@
           <w:numId w:val="2"/>
         </w:numPr>
         <w:ind w:left="720" w:hanging="360"/>
+        <w:rPr/>
       </w:pPr>
       <w:r>
         <w:rPr>
@@ -130,6 +133,7 @@
           <w:numId w:val="2"/>
         </w:numPr>
         <w:ind w:left="720" w:hanging="360"/>
+        <w:rPr/>
       </w:pPr>
       <w:r>
         <w:rPr>
@@ -145,6 +149,7 @@
           <w:numId w:val="2"/>
         </w:numPr>
         <w:ind w:left="720" w:hanging="360"/>
+        <w:rPr/>
       </w:pPr>
       <w:r>
         <w:rPr>
@@ -160,6 +165,7 @@
           <w:numId w:val="2"/>
         </w:numPr>
         <w:ind w:left="720" w:hanging="360"/>
+        <w:rPr/>
       </w:pPr>
       <w:r>
         <w:rPr>
@@ -175,6 +181,7 @@
           <w:numId w:val="2"/>
         </w:numPr>
         <w:ind w:left="720" w:hanging="360"/>
+        <w:rPr/>
       </w:pPr>
       <w:r>
         <w:rPr>
@@ -190,6 +197,7 @@
           <w:numId w:val="2"/>
         </w:numPr>
         <w:ind w:left="720" w:hanging="360"/>
+        <w:rPr/>
       </w:pPr>
       <w:r>
         <w:rPr>
@@ -294,7 +302,7 @@
         <w:pStyle w:val="Heading2"/>
         <w:rPr/>
       </w:pPr>
-      <w:bookmarkStart w:colFirst="0" w:colLast="0" w:name="_qzzgbskh8snq" w:id="0"/>
+      <w:bookmarkStart w:colFirst="0" w:colLast="0" w:name="_13f5knkk2xm" w:id="0"/>
       <w:bookmarkEnd w:id="0"/>
       <w:r>
         <w:rPr>
@@ -355,7 +363,7 @@
         <w:pStyle w:val="Heading2"/>
         <w:rPr/>
       </w:pPr>
-      <w:bookmarkStart w:colFirst="0" w:colLast="0" w:name="_ng31tp7varcn" w:id="1"/>
+      <w:bookmarkStart w:colFirst="0" w:colLast="0" w:name="_gqahy5tvw1zn" w:id="1"/>
       <w:bookmarkEnd w:id="1"/>
       <w:r>
         <w:rPr>
@@ -371,6 +379,7 @@
           <w:numId w:val="1"/>
         </w:numPr>
         <w:ind w:left="720" w:hanging="360"/>
+        <w:rPr/>
       </w:pPr>
       <w:r>
         <w:rPr>
@@ -401,6 +410,7 @@
           <w:numId w:val="1"/>
         </w:numPr>
         <w:ind w:left="720" w:hanging="360"/>
+        <w:rPr/>
       </w:pPr>
       <w:r>
         <w:rPr>
@@ -416,6 +426,7 @@
           <w:numId w:val="1"/>
         </w:numPr>
         <w:ind w:left="720" w:hanging="360"/>
+        <w:rPr/>
       </w:pPr>
       <w:r>
         <w:rPr>
@@ -431,6 +442,7 @@
           <w:numId w:val="1"/>
         </w:numPr>
         <w:ind w:left="720" w:hanging="360"/>
+        <w:rPr/>
       </w:pPr>
       <w:r>
         <w:rPr>
@@ -446,6 +458,7 @@
           <w:numId w:val="1"/>
         </w:numPr>
         <w:ind w:left="720" w:hanging="360"/>
+        <w:rPr/>
       </w:pPr>
       <w:r>
         <w:rPr>
@@ -461,6 +474,7 @@
           <w:numId w:val="1"/>
         </w:numPr>
         <w:ind w:left="720" w:hanging="360"/>
+        <w:rPr/>
       </w:pPr>
       <w:r>
         <w:rPr>
@@ -510,7 +524,7 @@
         <w:pStyle w:val="Heading2"/>
         <w:rPr/>
       </w:pPr>
-      <w:bookmarkStart w:colFirst="0" w:colLast="0" w:name="_l8ep8tqehgej" w:id="2"/>
+      <w:bookmarkStart w:colFirst="0" w:colLast="0" w:name="_hhvtrf1v4gge" w:id="2"/>
       <w:bookmarkEnd w:id="2"/>
       <w:r>
         <w:rPr>
@@ -527,7 +541,7 @@
         <w:rPr>
           <w:rtl w:val="0"/>
         </w:rPr>
-        <w:t xml:space="preserve">Built-in MCP meta tools list server catalogs and request or release server tools. Server-reported tools are separate from the app's 50 built-ins.</w:t>
+        <w:t xml:space="preserve">Built-in MCP meta tools list server catalogs and request or release server tools. Server-reported tools are separate from the app's 59 built-ins.</w:t>
       </w:r>
     </w:p>
     <w:p>
@@ -571,7 +585,7 @@
         <w:pStyle w:val="Heading2"/>
         <w:rPr/>
       </w:pPr>
-      <w:bookmarkStart w:colFirst="0" w:colLast="0" w:name="_njq8lb45ki2" w:id="3"/>
+      <w:bookmarkStart w:colFirst="0" w:colLast="0" w:name="_hmqdgehsu3if" w:id="3"/>
       <w:bookmarkEnd w:id="3"/>
       <w:r>
         <w:rPr>
@@ -610,7 +624,7 @@
         <w:pStyle w:val="Heading2"/>
         <w:rPr/>
       </w:pPr>
-      <w:bookmarkStart w:colFirst="0" w:colLast="0" w:name="_8biywhsywd96" w:id="4"/>
+      <w:bookmarkStart w:colFirst="0" w:colLast="0" w:name="_pldeyubw8nqy" w:id="4"/>
       <w:bookmarkEnd w:id="4"/>
       <w:r>
         <w:rPr>
